--- a/Volume 1/Chapter 06 - RESTful APIs/SPA_Vol1_Ch6_Lesson6_12_JSON_Requests.docx
+++ b/Volume 1/Chapter 06 - RESTful APIs/SPA_Vol1_Ch6_Lesson6_12_JSON_Requests.docx
@@ -2174,7 +2174,7 @@
         <w:keepNext/>
       </w:pPr>
       <w:r>
-        <w:t>AA14E7E7BD2703694E0A6B6855AF3B8C406102AB1FC56AC905FE33619B31FAA5</w:t>
+        <w:t>DC1E4DE3E0EF3A18F3A5818FAB563EB3FA45D5D3BB1DB527A8D389077ED5EE6C</w:t>
       </w:r>
     </w:p>
     <w:p>
@@ -58211,31 +58211,31 @@
       </w:rPr>
     </w:lvl>
   </w:abstractNum>
-  <w:num w:numId="1" w16cid:durableId="2003190890">
+  <w:num w:numId="1" w16cid:durableId="1666056203">
     <w:abstractNumId w:val="8"/>
   </w:num>
-  <w:num w:numId="2" w16cid:durableId="634871545">
+  <w:num w:numId="2" w16cid:durableId="51973955">
     <w:abstractNumId w:val="6"/>
   </w:num>
-  <w:num w:numId="3" w16cid:durableId="767196801">
+  <w:num w:numId="3" w16cid:durableId="2105227368">
     <w:abstractNumId w:val="5"/>
   </w:num>
-  <w:num w:numId="4" w16cid:durableId="1989476838">
+  <w:num w:numId="4" w16cid:durableId="243104124">
     <w:abstractNumId w:val="4"/>
   </w:num>
-  <w:num w:numId="5" w16cid:durableId="895120138">
+  <w:num w:numId="5" w16cid:durableId="1706826378">
     <w:abstractNumId w:val="7"/>
   </w:num>
-  <w:num w:numId="6" w16cid:durableId="829440576">
+  <w:num w:numId="6" w16cid:durableId="943880884">
     <w:abstractNumId w:val="3"/>
   </w:num>
-  <w:num w:numId="7" w16cid:durableId="1880626325">
+  <w:num w:numId="7" w16cid:durableId="1154561578">
     <w:abstractNumId w:val="2"/>
   </w:num>
-  <w:num w:numId="8" w16cid:durableId="1549146303">
+  <w:num w:numId="8" w16cid:durableId="568273297">
     <w:abstractNumId w:val="1"/>
   </w:num>
-  <w:num w:numId="9" w16cid:durableId="1850173914">
+  <w:num w:numId="9" w16cid:durableId="508908312">
     <w:abstractNumId w:val="0"/>
   </w:num>
 </w:numbering>

--- a/Volume 1/Chapter 06 - RESTful APIs/SPA_Vol1_Ch6_Lesson6_12_JSON_Requests.docx
+++ b/Volume 1/Chapter 06 - RESTful APIs/SPA_Vol1_Ch6_Lesson6_12_JSON_Requests.docx
@@ -2825,7 +2825,7 @@
         <w:keepNext/>
       </w:pPr>
       <w:r>
-        <w:t>$openssl = "C:\Program Files\Git\mingw64\bin\openssl.exe"</w:t>
+        <w:t>$openssl = "C:\Program Files\Git\ucrt64\bin\openssl.exe"</w:t>
       </w:r>
     </w:p>
     <w:p>
@@ -60182,31 +60182,31 @@
       </w:rPr>
     </w:lvl>
   </w:abstractNum>
-  <w:num w:numId="1" w16cid:durableId="733698989">
+  <w:num w:numId="1" w16cid:durableId="1475413002">
     <w:abstractNumId w:val="8"/>
   </w:num>
-  <w:num w:numId="2" w16cid:durableId="1246039972">
+  <w:num w:numId="2" w16cid:durableId="1245336278">
     <w:abstractNumId w:val="6"/>
   </w:num>
-  <w:num w:numId="3" w16cid:durableId="369189534">
+  <w:num w:numId="3" w16cid:durableId="1240797772">
     <w:abstractNumId w:val="5"/>
   </w:num>
-  <w:num w:numId="4" w16cid:durableId="1388455909">
+  <w:num w:numId="4" w16cid:durableId="934478343">
     <w:abstractNumId w:val="4"/>
   </w:num>
-  <w:num w:numId="5" w16cid:durableId="1801998522">
+  <w:num w:numId="5" w16cid:durableId="765661435">
     <w:abstractNumId w:val="7"/>
   </w:num>
-  <w:num w:numId="6" w16cid:durableId="1074550381">
+  <w:num w:numId="6" w16cid:durableId="1512259407">
     <w:abstractNumId w:val="3"/>
   </w:num>
-  <w:num w:numId="7" w16cid:durableId="915438665">
+  <w:num w:numId="7" w16cid:durableId="759253467">
     <w:abstractNumId w:val="2"/>
   </w:num>
-  <w:num w:numId="8" w16cid:durableId="1214464329">
+  <w:num w:numId="8" w16cid:durableId="317614092">
     <w:abstractNumId w:val="1"/>
   </w:num>
-  <w:num w:numId="9" w16cid:durableId="220405939">
+  <w:num w:numId="9" w16cid:durableId="1132601093">
     <w:abstractNumId w:val="0"/>
   </w:num>
 </w:numbering>
